--- a/templates/实验报告模板.docx
+++ b/templates/实验报告模板.docx
@@ -44,8 +44,7 @@
                 <w:bCs/>
                 <w:sz w:val="30"/>
               </w:rPr>
-              <w:lastRenderedPageBreak/>
-              <w:t>河南理工大学教学上机实验报告</w:t>
+              <w:t>教学上机实验报告</w:t>
             </w:r>
             <w:r>
               <w:rPr>
@@ -499,8 +498,7 @@
                 <w:bCs/>
                 <w:sz w:val="30"/>
               </w:rPr>
-              <w:lastRenderedPageBreak/>
-              <w:t>河南理工大学教学上机实验报告</w:t>
+              <w:t>教学上机实验报告</w:t>
             </w:r>
             <w:r>
               <w:rPr>
@@ -968,8 +966,7 @@
                 <w:bCs/>
                 <w:sz w:val="30"/>
               </w:rPr>
-              <w:lastRenderedPageBreak/>
-              <w:t>河南理工大学教学上机实验报告</w:t>
+              <w:t>教学上机实验报告</w:t>
             </w:r>
             <w:r>
               <w:rPr>
@@ -1404,8 +1401,7 @@
                 <w:bCs/>
                 <w:sz w:val="30"/>
               </w:rPr>
-              <w:lastRenderedPageBreak/>
-              <w:t>河南理工大学教学上机实验报告</w:t>
+              <w:t>教学上机实验报告</w:t>
             </w:r>
             <w:r>
               <w:rPr>
